--- a/RT/РТ (УП11) пара 31 ст Ермилов Д.Е..docx
+++ b/RT/РТ (УП11) пара 31 ст Ермилов Д.Е..docx
@@ -3037,7 +3037,7 @@
                 <w:szCs w:val="23"/>
                 <w:lang w:eastAsia="ru-RU"/>
               </w:rPr>
-              <w:t xml:space="preserve">), </w:t>
+              <w:t>), </w:t>
             </w:r>
             <w:r>
               <w:rPr>
@@ -3057,7 +3057,7 @@
                 <w:szCs w:val="23"/>
                 <w:lang w:eastAsia="ru-RU"/>
               </w:rPr>
-              <w:t xml:space="preserve"> (не менять пропорции, цвет)</w:t>
+              <w:t> (не менять пропорции, цвет)</w:t>
             </w:r>
           </w:p>
         </w:tc>
@@ -3211,7 +3211,7 @@
                 <w:szCs w:val="23"/>
                 <w:lang w:eastAsia="ru-RU"/>
               </w:rPr>
-              <w:t xml:space="preserve"> (белый)</w:t>
+              <w:t> (белый)</w:t>
             </w:r>
           </w:p>
         </w:tc>
@@ -3291,7 +3291,7 @@
                 <w:szCs w:val="23"/>
                 <w:lang w:eastAsia="ru-RU"/>
               </w:rPr>
-              <w:t xml:space="preserve"> (светло-зелёный)</w:t>
+              <w:t> (светло-зелёный)</w:t>
             </w:r>
           </w:p>
         </w:tc>
@@ -3371,7 +3371,7 @@
                 <w:szCs w:val="23"/>
                 <w:lang w:eastAsia="ru-RU"/>
               </w:rPr>
-              <w:t xml:space="preserve"> (бирюзовый)</w:t>
+              <w:t> (бирюзовый)</w:t>
             </w:r>
           </w:p>
         </w:tc>
@@ -7962,7 +7962,7 @@
                 <w:szCs w:val="23"/>
                 <w:lang w:eastAsia="ru-RU"/>
               </w:rPr>
-              <w:t xml:space="preserve">Проверьте путь и папку </w:t>
+              <w:t>Проверьте путь и папку </w:t>
             </w:r>
             <w:proofErr w:type="spellStart"/>
             <w:r>
@@ -8021,6 +8021,7 @@
                 <w:shd w:val="clear" w:color="auto" w:fill="EBEEF2"/>
                 <w:lang w:eastAsia="ru-RU"/>
               </w:rPr>
+              <w:lastRenderedPageBreak/>
               <w:t>QPixmap</w:t>
             </w:r>
             <w:proofErr w:type="spellEnd"/>
@@ -8201,7 +8202,7 @@
                 <w:szCs w:val="23"/>
                 <w:lang w:eastAsia="ru-RU"/>
               </w:rPr>
-              <w:t xml:space="preserve"> не создан</w:t>
+              <w:t> не создан</w:t>
             </w:r>
           </w:p>
         </w:tc>
@@ -8234,7 +8235,7 @@
                 <w:szCs w:val="23"/>
                 <w:lang w:eastAsia="ru-RU"/>
               </w:rPr>
-              <w:t xml:space="preserve">Забыли </w:t>
+              <w:t>Забыли </w:t>
             </w:r>
             <w:proofErr w:type="spellStart"/>
             <w:r>
@@ -8379,7 +8380,7 @@
                 <w:szCs w:val="23"/>
                 <w:lang w:eastAsia="ru-RU"/>
               </w:rPr>
-              <w:t xml:space="preserve">Нет </w:t>
+              <w:t>Нет </w:t>
             </w:r>
             <w:proofErr w:type="spellStart"/>
             <w:r>
@@ -8884,7 +8885,7 @@
                 <w:szCs w:val="23"/>
                 <w:lang w:val="en-US" w:eastAsia="ru-RU"/>
               </w:rPr>
-              <w:t xml:space="preserve"> </w:t>
+              <w:t> </w:t>
             </w:r>
             <w:r>
               <w:rPr>
@@ -9150,7 +9151,7 @@
                 <w:szCs w:val="23"/>
                 <w:lang w:val="en-US" w:eastAsia="ru-RU"/>
               </w:rPr>
-              <w:t xml:space="preserve">: </w:t>
+              <w:t>: </w:t>
             </w:r>
             <w:proofErr w:type="spellStart"/>
             <w:r>
@@ -9276,7 +9277,7 @@
                 <w:szCs w:val="23"/>
                 <w:lang w:eastAsia="ru-RU"/>
               </w:rPr>
-              <w:t xml:space="preserve">Проверьте </w:t>
+              <w:t>Проверьте </w:t>
             </w:r>
             <w:r>
               <w:rPr>
@@ -9317,7 +9318,7 @@
                 <w:szCs w:val="23"/>
                 <w:lang w:eastAsia="ru-RU"/>
               </w:rPr>
-              <w:t xml:space="preserve"> в начале строки</w:t>
+              <w:t> в начале строки</w:t>
             </w:r>
           </w:p>
         </w:tc>
@@ -10078,7 +10079,7 @@
                 <w:szCs w:val="23"/>
                 <w:lang w:eastAsia="ru-RU"/>
               </w:rPr>
-              <w:t xml:space="preserve">В VS Code: правой кнопкой на папке проекта → </w:t>
+              <w:t>В VS Code: правой кнопкой на папке проекта → </w:t>
             </w:r>
             <w:r>
               <w:rPr>
@@ -10204,7 +10205,7 @@
                 <w:szCs w:val="23"/>
                 <w:lang w:eastAsia="ru-RU"/>
               </w:rPr>
-              <w:t xml:space="preserve">Назовите </w:t>
+              <w:t>Назовите </w:t>
             </w:r>
             <w:proofErr w:type="spellStart"/>
             <w:r>
@@ -10320,7 +10321,7 @@
                 <w:szCs w:val="23"/>
                 <w:lang w:eastAsia="ru-RU"/>
               </w:rPr>
-              <w:t xml:space="preserve">Скопируйте туда </w:t>
+              <w:t>Скопируйте туда </w:t>
             </w:r>
             <w:r>
               <w:rPr>
@@ -10339,7 +10340,7 @@
                 <w:szCs w:val="23"/>
                 <w:lang w:eastAsia="ru-RU"/>
               </w:rPr>
-              <w:t xml:space="preserve">, </w:t>
+              <w:t>, </w:t>
             </w:r>
             <w:r>
               <w:rPr>
@@ -10358,7 +10359,7 @@
                 <w:szCs w:val="23"/>
                 <w:lang w:eastAsia="ru-RU"/>
               </w:rPr>
-              <w:t xml:space="preserve">, </w:t>
+              <w:t>, </w:t>
             </w:r>
             <w:r>
               <w:rPr>
@@ -10377,7 +10378,7 @@
                 <w:szCs w:val="23"/>
                 <w:lang w:eastAsia="ru-RU"/>
               </w:rPr>
-              <w:t xml:space="preserve"> (из ресурсов ДЭ)</w:t>
+              <w:t> (из ресурсов ДЭ)</w:t>
             </w:r>
           </w:p>
         </w:tc>
@@ -10912,7 +10913,7 @@
                 <w:szCs w:val="23"/>
                 <w:lang w:eastAsia="ru-RU"/>
               </w:rPr>
-              <w:t xml:space="preserve">Назовите </w:t>
+              <w:t>Назовите </w:t>
             </w:r>
             <w:r>
               <w:rPr>
@@ -12512,7 +12513,7 @@
                 <w:szCs w:val="23"/>
                 <w:lang w:eastAsia="ru-RU"/>
               </w:rPr>
-              <w:t>☑</w:t>
+              <w:t>☐</w:t>
             </w:r>
             <w:r>
               <w:rPr>
@@ -12607,7 +12608,7 @@
                 <w:szCs w:val="23"/>
                 <w:lang w:eastAsia="ru-RU"/>
               </w:rPr>
-              <w:t>☑</w:t>
+              <w:t>☐</w:t>
             </w:r>
             <w:r>
               <w:rPr>
@@ -14172,7 +14173,7 @@
                 <w:szCs w:val="23"/>
                 <w:lang w:eastAsia="ru-RU"/>
               </w:rPr>
-              <w:t>☑</w:t>
+              <w:t>☐</w:t>
             </w:r>
             <w:r>
               <w:rPr>
@@ -14267,7 +14268,7 @@
                 <w:szCs w:val="23"/>
                 <w:lang w:eastAsia="ru-RU"/>
               </w:rPr>
-              <w:t>☑</w:t>
+              <w:t>☐</w:t>
             </w:r>
             <w:r>
               <w:rPr>
@@ -14362,7 +14363,7 @@
                 <w:szCs w:val="23"/>
                 <w:lang w:eastAsia="ru-RU"/>
               </w:rPr>
-              <w:t>☑</w:t>
+              <w:t>☐</w:t>
             </w:r>
             <w:r>
               <w:rPr>
@@ -15390,7 +15391,7 @@
                 <w:szCs w:val="23"/>
                 <w:lang w:eastAsia="ru-RU"/>
               </w:rPr>
-              <w:t>☑</w:t>
+              <w:t>☐</w:t>
             </w:r>
             <w:r>
               <w:rPr>
@@ -15505,7 +15506,7 @@
                 <w:szCs w:val="23"/>
                 <w:lang w:eastAsia="ru-RU"/>
               </w:rPr>
-              <w:t>☑</w:t>
+              <w:t>☐</w:t>
             </w:r>
             <w:r>
               <w:rPr>
@@ -15600,7 +15601,7 @@
                 <w:szCs w:val="23"/>
                 <w:lang w:eastAsia="ru-RU"/>
               </w:rPr>
-              <w:t>☑</w:t>
+              <w:t>☐</w:t>
             </w:r>
             <w:r>
               <w:rPr>
@@ -18790,7 +18791,7 @@
                 <w:szCs w:val="23"/>
                 <w:lang w:eastAsia="ru-RU"/>
               </w:rPr>
-              <w:t xml:space="preserve">Создали </w:t>
+              <w:t>Создали </w:t>
             </w:r>
             <w:proofErr w:type="spellStart"/>
             <w:r>
@@ -19284,6 +19285,7 @@
                 <w:szCs w:val="23"/>
                 <w:lang w:eastAsia="ru-RU"/>
               </w:rPr>
+              <w:lastRenderedPageBreak/>
               <w:t>7</w:t>
             </w:r>
           </w:p>
@@ -19593,7 +19595,7 @@
           <w:color w:val="0F1115"/>
           <w:lang w:eastAsia="ru-RU"/>
         </w:rPr>
-        <w:t>☑</w:t>
+        <w:t>☐</w:t>
       </w:r>
       <w:r>
         <w:rPr>
@@ -19617,7 +19619,7 @@
           <w:color w:val="0F1115"/>
           <w:lang w:eastAsia="ru-RU"/>
         </w:rPr>
-        <w:t>☑</w:t>
+        <w:t>☐</w:t>
       </w:r>
       <w:r>
         <w:rPr>
@@ -20049,7 +20051,7 @@
                 <w:szCs w:val="23"/>
                 <w:lang w:eastAsia="ru-RU"/>
               </w:rPr>
-              <w:t xml:space="preserve">Папка </w:t>
+              <w:t>Папка </w:t>
             </w:r>
             <w:proofErr w:type="spellStart"/>
             <w:r>
@@ -20080,7 +20082,7 @@
                 <w:szCs w:val="23"/>
                 <w:lang w:eastAsia="ru-RU"/>
               </w:rPr>
-              <w:t xml:space="preserve"> создана</w:t>
+              <w:t> создана</w:t>
             </w:r>
           </w:p>
         </w:tc>
@@ -21199,6 +21201,7 @@
                 <w:szCs w:val="23"/>
                 <w:lang w:eastAsia="ru-RU"/>
               </w:rPr>
+              <w:lastRenderedPageBreak/>
               <w:t>11</w:t>
             </w:r>
           </w:p>
@@ -22240,7 +22243,7 @@
                 <w:szCs w:val="23"/>
                 <w:lang w:val="en-US" w:eastAsia="ru-RU"/>
               </w:rPr>
-              <w:t xml:space="preserve">, </w:t>
+              <w:t>, </w:t>
             </w:r>
             <w:r>
               <w:rPr>
@@ -22259,7 +22262,7 @@
                 <w:szCs w:val="23"/>
                 <w:lang w:val="en-US" w:eastAsia="ru-RU"/>
               </w:rPr>
-              <w:t xml:space="preserve">, </w:t>
+              <w:t>, </w:t>
             </w:r>
             <w:r>
               <w:rPr>
@@ -23091,6 +23094,7 @@
                 <w:szCs w:val="23"/>
                 <w:lang w:eastAsia="ru-RU"/>
               </w:rPr>
+              <w:lastRenderedPageBreak/>
               <w:t>2</w:t>
             </w:r>
           </w:p>
@@ -23134,7 +23138,7 @@
                 <w:szCs w:val="23"/>
                 <w:lang w:eastAsia="ru-RU"/>
               </w:rPr>
-              <w:t xml:space="preserve"> выложен</w:t>
+              <w:t> выложен</w:t>
             </w:r>
           </w:p>
         </w:tc>
@@ -24305,6 +24309,7 @@
                 <w:shd w:val="clear" w:color="auto" w:fill="EBEEF2"/>
                 <w:lang w:eastAsia="ru-RU"/>
               </w:rPr>
+              <w:lastRenderedPageBreak/>
               <w:t>QMainWindow</w:t>
             </w:r>
             <w:proofErr w:type="spellEnd"/>
@@ -25595,7 +25600,7 @@
                 <w:szCs w:val="23"/>
                 <w:lang w:eastAsia="ru-RU"/>
               </w:rPr>
-              <w:t xml:space="preserve">Из ресурсов, </w:t>
+              <w:t>Из ресурсов, </w:t>
             </w:r>
             <w:r>
               <w:rPr>
@@ -26118,7 +26123,7 @@
                 <w:szCs w:val="23"/>
                 <w:lang w:eastAsia="ru-RU"/>
               </w:rPr>
-              <w:t xml:space="preserve">Проверьте путь и папку </w:t>
+              <w:t>Проверьте путь и папку </w:t>
             </w:r>
             <w:proofErr w:type="spellStart"/>
             <w:r>
@@ -26378,7 +26383,7 @@
                 <w:szCs w:val="23"/>
                 <w:lang w:eastAsia="ru-RU"/>
               </w:rPr>
-              <w:t xml:space="preserve">Нет </w:t>
+              <w:t>Нет </w:t>
             </w:r>
             <w:proofErr w:type="spellStart"/>
             <w:r>
@@ -26569,7 +26574,7 @@
                 <w:szCs w:val="23"/>
                 <w:lang w:eastAsia="ru-RU"/>
               </w:rPr>
-              <w:t xml:space="preserve">Уберите или поставьте </w:t>
+              <w:t>Уберите или поставьте </w:t>
             </w:r>
             <w:proofErr w:type="spellStart"/>
             <w:r>
